--- a/zhaocai-modules/zhaocai-business/src/main/resources/templates/2.docx
+++ b/zhaocai-modules/zhaocai-business/src/main/resources/templates/2.docx
@@ -809,8 +809,6 @@
               </w:rPr>
               <w:t>{{point}}</w:t>
             </w:r>
-            <w:bookmarkStart w:id="0" w:name="_GoBack"/>
-            <w:bookmarkEnd w:id="0"/>
           </w:p>
         </w:tc>
         <w:tc>
@@ -1485,7 +1483,7 @@
     </w:p>
     <w:p>
       <w:pPr>
-        <w:spacing w:before="25" w:line="181" w:lineRule="auto"/>
+        <w:spacing w:before="25" w:line="240" w:lineRule="auto"/>
         <w:ind w:left="2" w:right="204" w:firstLine="16"/>
         <w:rPr>
           <w:rFonts w:hint="eastAsia" w:ascii="微软雅黑" w:hAnsi="微软雅黑" w:eastAsia="微软雅黑" w:cs="微软雅黑"/>
@@ -1562,7 +1560,7 @@
     </w:p>
     <w:p>
       <w:pPr>
-        <w:spacing w:before="25" w:line="181" w:lineRule="auto"/>
+        <w:spacing w:before="25" w:line="240" w:lineRule="auto"/>
         <w:ind w:left="2" w:right="204" w:firstLine="16"/>
         <w:rPr>
           <w:rFonts w:hint="eastAsia" w:ascii="微软雅黑" w:hAnsi="微软雅黑" w:eastAsia="微软雅黑" w:cs="微软雅黑"/>
@@ -1667,7 +1665,7 @@
     </w:p>
     <w:p>
       <w:pPr>
-        <w:spacing w:before="25" w:line="181" w:lineRule="auto"/>
+        <w:spacing w:before="25" w:line="240" w:lineRule="auto"/>
         <w:ind w:left="2" w:right="204" w:firstLine="16"/>
         <w:rPr>
           <w:rFonts w:hint="eastAsia" w:ascii="微软雅黑" w:hAnsi="微软雅黑" w:eastAsia="微软雅黑" w:cs="微软雅黑"/>
@@ -1697,7 +1695,7 @@
     </w:p>
     <w:p>
       <w:pPr>
-        <w:spacing w:before="25" w:line="181" w:lineRule="auto"/>
+        <w:spacing w:before="25" w:line="240" w:lineRule="auto"/>
         <w:ind w:left="2" w:right="204" w:firstLine="16"/>
         <w:rPr>
           <w:rFonts w:hint="default" w:eastAsia="微软雅黑"/>
@@ -1727,7 +1725,7 @@
     </w:p>
     <w:p>
       <w:pPr>
-        <w:spacing w:before="25" w:line="181" w:lineRule="auto"/>
+        <w:spacing w:before="25" w:line="240" w:lineRule="auto"/>
         <w:ind w:left="2" w:right="204" w:firstLine="16"/>
         <w:rPr>
           <w:rFonts w:hint="eastAsia" w:ascii="微软雅黑" w:hAnsi="微软雅黑" w:eastAsia="微软雅黑" w:cs="微软雅黑"/>
@@ -1802,7 +1800,7 @@
     </w:p>
     <w:p>
       <w:pPr>
-        <w:spacing w:before="25" w:line="181" w:lineRule="auto"/>
+        <w:spacing w:before="25" w:line="240" w:lineRule="auto"/>
         <w:ind w:left="2" w:right="204" w:firstLine="16"/>
         <w:rPr>
           <w:rFonts w:hint="eastAsia" w:ascii="微软雅黑" w:hAnsi="微软雅黑" w:eastAsia="微软雅黑" w:cs="微软雅黑"/>
@@ -1890,7 +1888,8 @@
         <w:spacing w:before="92" w:line="190" w:lineRule="auto"/>
         <w:jc w:val="both"/>
         <w:rPr>
-          <w:rFonts w:ascii="微软雅黑" w:hAnsi="微软雅黑" w:eastAsia="微软雅黑" w:cs="微软雅黑"/>
+          <w:rFonts w:hint="eastAsia" w:ascii="新宋体" w:hAnsi="新宋体" w:eastAsia="新宋体" w:cs="新宋体"/>
+          <w:color w:val="FF0000"/>
           <w:spacing w:val="7"/>
           <w:sz w:val="26"/>
           <w:szCs w:val="26"/>
@@ -1905,25 +1904,20 @@
       </w:pPr>
       <w:r>
         <w:rPr>
-          <w:rFonts w:ascii="微软雅黑" w:hAnsi="微软雅黑" w:eastAsia="微软雅黑" w:cs="微软雅黑"/>
-          <w:spacing w:val="7"/>
-          <w:sz w:val="26"/>
-          <w:szCs w:val="26"/>
+          <w:rFonts w:hint="eastAsia" w:ascii="微软雅黑" w:hAnsi="微软雅黑" w:eastAsia="微软雅黑" w:cs="微软雅黑"/>
+          <w:color w:val="FF0000"/>
+          <w:sz w:val="28"/>
+          <w:szCs w:val="28"/>
           <w:lang w:val="en-US" w:eastAsia="zh-CN"/>
-          <w14:textOutline w14:w="3627" w14:cap="sq" w14:cmpd="sng">
-            <w14:solidFill>
-              <w14:srgbClr w14:val="000000"/>
-            </w14:solidFill>
-            <w14:prstDash w14:val="solid"/>
-            <w14:miter w14:val="0"/>
-          </w14:textOutline>
         </w:rPr>
         <w:t>特别提示：</w:t>
       </w:r>
+      <w:bookmarkStart w:id="0" w:name="_GoBack"/>
+      <w:bookmarkEnd w:id="0"/>
     </w:p>
     <w:p>
       <w:pPr>
-        <w:spacing w:before="25" w:line="181" w:lineRule="auto"/>
+        <w:spacing w:before="25" w:line="240" w:lineRule="auto"/>
         <w:ind w:left="2" w:right="204" w:firstLine="16"/>
         <w:rPr>
           <w:rFonts w:hint="eastAsia" w:ascii="微软雅黑" w:hAnsi="微软雅黑" w:eastAsia="微软雅黑" w:cs="微软雅黑"/>
@@ -1956,7 +1950,7 @@
     </w:p>
     <w:p>
       <w:pPr>
-        <w:spacing w:line="270" w:lineRule="auto"/>
+        <w:spacing w:line="240" w:lineRule="auto"/>
         <w:rPr>
           <w:rFonts w:ascii="Arial"/>
           <w:sz w:val="21"/>

--- a/zhaocai-modules/zhaocai-business/src/main/resources/templates/2.docx
+++ b/zhaocai-modules/zhaocai-business/src/main/resources/templates/2.docx
@@ -1912,40 +1912,161 @@
         </w:rPr>
         <w:t>特别提示：</w:t>
       </w:r>
-      <w:bookmarkStart w:id="0" w:name="_GoBack"/>
-      <w:bookmarkEnd w:id="0"/>
     </w:p>
     <w:p>
       <w:pPr>
         <w:spacing w:before="25" w:line="240" w:lineRule="auto"/>
         <w:ind w:left="2" w:right="204" w:firstLine="16"/>
         <w:rPr>
-          <w:rFonts w:hint="eastAsia" w:ascii="微软雅黑" w:hAnsi="微软雅黑" w:eastAsia="微软雅黑" w:cs="微软雅黑"/>
-          <w:spacing w:val="16"/>
-          <w:sz w:val="20"/>
-          <w:szCs w:val="20"/>
-          <w:lang w:val="en-US" w:eastAsia="zh-CN"/>
-        </w:rPr>
-      </w:pPr>
-      <w:r>
-        <w:rPr>
-          <w:rFonts w:hint="eastAsia" w:ascii="微软雅黑" w:hAnsi="微软雅黑" w:eastAsia="微软雅黑" w:cs="微软雅黑"/>
-          <w:spacing w:val="16"/>
-          <w:sz w:val="20"/>
-          <w:szCs w:val="20"/>
-          <w:lang w:val="en-US" w:eastAsia="zh-CN"/>
-        </w:rPr>
-        <w:t>考试当天考点学校有几批人员考试，交通干道可能出现拥堵，考生车辆不允许进入考点，请提前熟悉考点地址，合理规划好交通路</w:t>
-      </w:r>
-      <w:r>
-        <w:rPr>
           <w:rFonts w:hint="default" w:ascii="微软雅黑" w:hAnsi="微软雅黑" w:eastAsia="微软雅黑" w:cs="微软雅黑"/>
           <w:spacing w:val="16"/>
           <w:sz w:val="20"/>
           <w:szCs w:val="20"/>
           <w:lang w:val="en-US" w:eastAsia="zh-CN"/>
         </w:rPr>
+      </w:pPr>
+      <w:r>
+        <w:rPr>
+          <w:rFonts w:hint="eastAsia" w:ascii="微软雅黑" w:hAnsi="微软雅黑" w:eastAsia="微软雅黑" w:cs="微软雅黑"/>
+          <w:spacing w:val="16"/>
+          <w:sz w:val="20"/>
+          <w:szCs w:val="20"/>
+          <w:lang w:val="en-US" w:eastAsia="zh-CN"/>
+        </w:rPr>
+        <w:t>考试当天考点学校有几批人员考试，交通干道可能出现拥堵，考生车辆不允许进入考点，请提前熟悉考点地址，合理规划好交通路</w:t>
+      </w:r>
+      <w:r>
+        <w:rPr>
+          <w:rFonts w:hint="default" w:ascii="微软雅黑" w:hAnsi="微软雅黑" w:eastAsia="微软雅黑" w:cs="微软雅黑"/>
+          <w:spacing w:val="16"/>
+          <w:sz w:val="20"/>
+          <w:szCs w:val="20"/>
+          <w:lang w:val="en-US" w:eastAsia="zh-CN"/>
+        </w:rPr>
         <w:t>线和出行方式。</w:t>
+      </w:r>
+    </w:p>
+    <w:p>
+      <w:pPr>
+        <w:pStyle w:val="2"/>
+        <w:rPr>
+          <w:rFonts w:hint="eastAsia"/>
+          <w:lang w:val="en-US" w:eastAsia="zh-CN"/>
+        </w:rPr>
+      </w:pPr>
+      <w:r>
+        <w:rPr>
+          <w:rFonts w:hint="default"/>
+          <w:sz w:val="32"/>
+          <w:szCs w:val="32"/>
+          <w:lang w:val="en-US" w:eastAsia="zh-CN"/>
+        </w:rPr>
+        <w:drawing>
+          <wp:anchor distT="0" distB="0" distL="114300" distR="114300" simplePos="0" relativeHeight="251660288" behindDoc="0" locked="0" layoutInCell="1" allowOverlap="1">
+            <wp:simplePos x="0" y="0"/>
+            <wp:positionH relativeFrom="column">
+              <wp:posOffset>-228600</wp:posOffset>
+            </wp:positionH>
+            <wp:positionV relativeFrom="paragraph">
+              <wp:posOffset>124460</wp:posOffset>
+            </wp:positionV>
+            <wp:extent cx="3209925" cy="2021205"/>
+            <wp:effectExtent l="0" t="0" r="9525" b="17145"/>
+            <wp:wrapNone/>
+            <wp:docPr id="1" name="图片 1" descr="微信图片_20241127115206"/>
+            <wp:cNvGraphicFramePr>
+              <a:graphicFrameLocks xmlns:a="http://schemas.openxmlformats.org/drawingml/2006/main" noChangeAspect="1"/>
+            </wp:cNvGraphicFramePr>
+            <a:graphic xmlns:a="http://schemas.openxmlformats.org/drawingml/2006/main">
+              <a:graphicData uri="http://schemas.openxmlformats.org/drawingml/2006/picture">
+                <pic:pic xmlns:pic="http://schemas.openxmlformats.org/drawingml/2006/picture">
+                  <pic:nvPicPr>
+                    <pic:cNvPr id="1" name="图片 1" descr="微信图片_20241127115206"/>
+                    <pic:cNvPicPr>
+                      <a:picLocks noChangeAspect="1"/>
+                    </pic:cNvPicPr>
+                  </pic:nvPicPr>
+                  <pic:blipFill>
+                    <a:blip r:embed="rId7"/>
+                    <a:stretch>
+                      <a:fillRect/>
+                    </a:stretch>
+                  </pic:blipFill>
+                  <pic:spPr>
+                    <a:xfrm>
+                      <a:off x="0" y="0"/>
+                      <a:ext cx="3209925" cy="2021205"/>
+                    </a:xfrm>
+                    <a:prstGeom prst="rect">
+                      <a:avLst/>
+                    </a:prstGeom>
+                    <a:noFill/>
+                    <a:ln>
+                      <a:noFill/>
+                    </a:ln>
+                  </pic:spPr>
+                </pic:pic>
+              </a:graphicData>
+            </a:graphic>
+          </wp:anchor>
+        </w:drawing>
+      </w:r>
+      <w:r>
+        <w:rPr>
+          <w:rFonts w:hint="default"/>
+          <w:sz w:val="32"/>
+          <w:szCs w:val="32"/>
+          <w:lang w:val="en-US" w:eastAsia="zh-CN"/>
+        </w:rPr>
+        <w:drawing>
+          <wp:anchor distT="0" distB="0" distL="114300" distR="114300" simplePos="0" relativeHeight="251661312" behindDoc="0" locked="0" layoutInCell="1" allowOverlap="1">
+            <wp:simplePos x="0" y="0"/>
+            <wp:positionH relativeFrom="column">
+              <wp:posOffset>3061970</wp:posOffset>
+            </wp:positionH>
+            <wp:positionV relativeFrom="paragraph">
+              <wp:posOffset>2540</wp:posOffset>
+            </wp:positionV>
+            <wp:extent cx="3211195" cy="2136775"/>
+            <wp:effectExtent l="0" t="0" r="8255" b="15875"/>
+            <wp:wrapNone/>
+            <wp:docPr id="2" name="图片 2" descr="微信图片_20241127115158"/>
+            <wp:cNvGraphicFramePr>
+              <a:graphicFrameLocks xmlns:a="http://schemas.openxmlformats.org/drawingml/2006/main" noChangeAspect="1"/>
+            </wp:cNvGraphicFramePr>
+            <a:graphic xmlns:a="http://schemas.openxmlformats.org/drawingml/2006/main">
+              <a:graphicData uri="http://schemas.openxmlformats.org/drawingml/2006/picture">
+                <pic:pic xmlns:pic="http://schemas.openxmlformats.org/drawingml/2006/picture">
+                  <pic:nvPicPr>
+                    <pic:cNvPr id="2" name="图片 2" descr="微信图片_20241127115158"/>
+                    <pic:cNvPicPr>
+                      <a:picLocks noChangeAspect="1"/>
+                    </pic:cNvPicPr>
+                  </pic:nvPicPr>
+                  <pic:blipFill>
+                    <a:blip r:embed="rId8"/>
+                    <a:stretch>
+                      <a:fillRect/>
+                    </a:stretch>
+                  </pic:blipFill>
+                  <pic:spPr>
+                    <a:xfrm>
+                      <a:off x="0" y="0"/>
+                      <a:ext cx="3211195" cy="2136775"/>
+                    </a:xfrm>
+                    <a:prstGeom prst="rect">
+                      <a:avLst/>
+                    </a:prstGeom>
+                    <a:noFill/>
+                    <a:ln>
+                      <a:noFill/>
+                    </a:ln>
+                  </pic:spPr>
+                </pic:pic>
+              </a:graphicData>
+            </a:graphic>
+          </wp:anchor>
+        </w:drawing>
       </w:r>
     </w:p>
     <w:p>
@@ -2011,6 +2132,8 @@
           <w:sz w:val="21"/>
         </w:rPr>
       </w:pPr>
+      <w:bookmarkStart w:id="0" w:name="_GoBack"/>
+      <w:bookmarkEnd w:id="0"/>
     </w:p>
     <w:sectPr>
       <w:pgSz w:w="11900" w:h="16840"/>

--- a/zhaocai-modules/zhaocai-business/src/main/resources/templates/2.docx
+++ b/zhaocai-modules/zhaocai-business/src/main/resources/templates/2.docx
@@ -1873,6 +1873,8 @@
           <w:rFonts w:hint="eastAsia"/>
         </w:rPr>
       </w:pPr>
+      <w:bookmarkStart w:id="0" w:name="_GoBack"/>
+      <w:bookmarkEnd w:id="0"/>
     </w:p>
     <w:p>
       <w:pPr>
@@ -1933,7 +1935,7 @@
           <w:szCs w:val="20"/>
           <w:lang w:val="en-US" w:eastAsia="zh-CN"/>
         </w:rPr>
-        <w:t>考试当天考点学校有几批人员考试，交通干道可能出现拥堵，考生车辆不允许进入考点，请提前熟悉考点地址，合理规划好交通路</w:t>
+        <w:t>考试当天考点学校有多批次人员考试，交通干道可能出现拥堵，考生车辆不允许进入考点，请提前熟悉考点地址，合理规划好交通路</w:t>
       </w:r>
       <w:r>
         <w:rPr>
@@ -2132,8 +2134,6 @@
           <w:sz w:val="21"/>
         </w:rPr>
       </w:pPr>
-      <w:bookmarkStart w:id="0" w:name="_GoBack"/>
-      <w:bookmarkEnd w:id="0"/>
     </w:p>
     <w:sectPr>
       <w:pgSz w:w="11900" w:h="16840"/>

--- a/zhaocai-modules/zhaocai-business/src/main/resources/templates/2.docx
+++ b/zhaocai-modules/zhaocai-business/src/main/resources/templates/2.docx
@@ -1873,6 +1873,8 @@
           <w:rFonts w:hint="eastAsia"/>
         </w:rPr>
       </w:pPr>
+      <w:bookmarkStart w:id="0" w:name="_GoBack"/>
+      <w:bookmarkEnd w:id="0"/>
     </w:p>
     <w:p>
       <w:pPr>
@@ -1912,40 +1914,161 @@
         </w:rPr>
         <w:t>特别提示：</w:t>
       </w:r>
-      <w:bookmarkStart w:id="0" w:name="_GoBack"/>
-      <w:bookmarkEnd w:id="0"/>
     </w:p>
     <w:p>
       <w:pPr>
         <w:spacing w:before="25" w:line="240" w:lineRule="auto"/>
         <w:ind w:left="2" w:right="204" w:firstLine="16"/>
         <w:rPr>
-          <w:rFonts w:hint="eastAsia" w:ascii="微软雅黑" w:hAnsi="微软雅黑" w:eastAsia="微软雅黑" w:cs="微软雅黑"/>
-          <w:spacing w:val="16"/>
-          <w:sz w:val="20"/>
-          <w:szCs w:val="20"/>
-          <w:lang w:val="en-US" w:eastAsia="zh-CN"/>
-        </w:rPr>
-      </w:pPr>
-      <w:r>
-        <w:rPr>
-          <w:rFonts w:hint="eastAsia" w:ascii="微软雅黑" w:hAnsi="微软雅黑" w:eastAsia="微软雅黑" w:cs="微软雅黑"/>
-          <w:spacing w:val="16"/>
-          <w:sz w:val="20"/>
-          <w:szCs w:val="20"/>
-          <w:lang w:val="en-US" w:eastAsia="zh-CN"/>
-        </w:rPr>
-        <w:t>考试当天考点学校有几批人员考试，交通干道可能出现拥堵，考生车辆不允许进入考点，请提前熟悉考点地址，合理规划好交通路</w:t>
-      </w:r>
-      <w:r>
-        <w:rPr>
           <w:rFonts w:hint="default" w:ascii="微软雅黑" w:hAnsi="微软雅黑" w:eastAsia="微软雅黑" w:cs="微软雅黑"/>
           <w:spacing w:val="16"/>
           <w:sz w:val="20"/>
           <w:szCs w:val="20"/>
           <w:lang w:val="en-US" w:eastAsia="zh-CN"/>
         </w:rPr>
+      </w:pPr>
+      <w:r>
+        <w:rPr>
+          <w:rFonts w:hint="eastAsia" w:ascii="微软雅黑" w:hAnsi="微软雅黑" w:eastAsia="微软雅黑" w:cs="微软雅黑"/>
+          <w:spacing w:val="16"/>
+          <w:sz w:val="20"/>
+          <w:szCs w:val="20"/>
+          <w:lang w:val="en-US" w:eastAsia="zh-CN"/>
+        </w:rPr>
+        <w:t>考试当天考点学校有多批次人员考试，交通干道可能出现拥堵，考生车辆不允许进入考点，请提前熟悉考点地址，合理规划好交通路</w:t>
+      </w:r>
+      <w:r>
+        <w:rPr>
+          <w:rFonts w:hint="default" w:ascii="微软雅黑" w:hAnsi="微软雅黑" w:eastAsia="微软雅黑" w:cs="微软雅黑"/>
+          <w:spacing w:val="16"/>
+          <w:sz w:val="20"/>
+          <w:szCs w:val="20"/>
+          <w:lang w:val="en-US" w:eastAsia="zh-CN"/>
+        </w:rPr>
         <w:t>线和出行方式。</w:t>
+      </w:r>
+    </w:p>
+    <w:p>
+      <w:pPr>
+        <w:pStyle w:val="2"/>
+        <w:rPr>
+          <w:rFonts w:hint="eastAsia"/>
+          <w:lang w:val="en-US" w:eastAsia="zh-CN"/>
+        </w:rPr>
+      </w:pPr>
+      <w:r>
+        <w:rPr>
+          <w:rFonts w:hint="default"/>
+          <w:sz w:val="32"/>
+          <w:szCs w:val="32"/>
+          <w:lang w:val="en-US" w:eastAsia="zh-CN"/>
+        </w:rPr>
+        <w:drawing>
+          <wp:anchor distT="0" distB="0" distL="114300" distR="114300" simplePos="0" relativeHeight="251660288" behindDoc="0" locked="0" layoutInCell="1" allowOverlap="1">
+            <wp:simplePos x="0" y="0"/>
+            <wp:positionH relativeFrom="column">
+              <wp:posOffset>-228600</wp:posOffset>
+            </wp:positionH>
+            <wp:positionV relativeFrom="paragraph">
+              <wp:posOffset>124460</wp:posOffset>
+            </wp:positionV>
+            <wp:extent cx="3209925" cy="2021205"/>
+            <wp:effectExtent l="0" t="0" r="9525" b="17145"/>
+            <wp:wrapNone/>
+            <wp:docPr id="1" name="图片 1" descr="微信图片_20241127115206"/>
+            <wp:cNvGraphicFramePr>
+              <a:graphicFrameLocks xmlns:a="http://schemas.openxmlformats.org/drawingml/2006/main" noChangeAspect="1"/>
+            </wp:cNvGraphicFramePr>
+            <a:graphic xmlns:a="http://schemas.openxmlformats.org/drawingml/2006/main">
+              <a:graphicData uri="http://schemas.openxmlformats.org/drawingml/2006/picture">
+                <pic:pic xmlns:pic="http://schemas.openxmlformats.org/drawingml/2006/picture">
+                  <pic:nvPicPr>
+                    <pic:cNvPr id="1" name="图片 1" descr="微信图片_20241127115206"/>
+                    <pic:cNvPicPr>
+                      <a:picLocks noChangeAspect="1"/>
+                    </pic:cNvPicPr>
+                  </pic:nvPicPr>
+                  <pic:blipFill>
+                    <a:blip r:embed="rId7"/>
+                    <a:stretch>
+                      <a:fillRect/>
+                    </a:stretch>
+                  </pic:blipFill>
+                  <pic:spPr>
+                    <a:xfrm>
+                      <a:off x="0" y="0"/>
+                      <a:ext cx="3209925" cy="2021205"/>
+                    </a:xfrm>
+                    <a:prstGeom prst="rect">
+                      <a:avLst/>
+                    </a:prstGeom>
+                    <a:noFill/>
+                    <a:ln>
+                      <a:noFill/>
+                    </a:ln>
+                  </pic:spPr>
+                </pic:pic>
+              </a:graphicData>
+            </a:graphic>
+          </wp:anchor>
+        </w:drawing>
+      </w:r>
+      <w:r>
+        <w:rPr>
+          <w:rFonts w:hint="default"/>
+          <w:sz w:val="32"/>
+          <w:szCs w:val="32"/>
+          <w:lang w:val="en-US" w:eastAsia="zh-CN"/>
+        </w:rPr>
+        <w:drawing>
+          <wp:anchor distT="0" distB="0" distL="114300" distR="114300" simplePos="0" relativeHeight="251661312" behindDoc="0" locked="0" layoutInCell="1" allowOverlap="1">
+            <wp:simplePos x="0" y="0"/>
+            <wp:positionH relativeFrom="column">
+              <wp:posOffset>3061970</wp:posOffset>
+            </wp:positionH>
+            <wp:positionV relativeFrom="paragraph">
+              <wp:posOffset>2540</wp:posOffset>
+            </wp:positionV>
+            <wp:extent cx="3211195" cy="2136775"/>
+            <wp:effectExtent l="0" t="0" r="8255" b="15875"/>
+            <wp:wrapNone/>
+            <wp:docPr id="2" name="图片 2" descr="微信图片_20241127115158"/>
+            <wp:cNvGraphicFramePr>
+              <a:graphicFrameLocks xmlns:a="http://schemas.openxmlformats.org/drawingml/2006/main" noChangeAspect="1"/>
+            </wp:cNvGraphicFramePr>
+            <a:graphic xmlns:a="http://schemas.openxmlformats.org/drawingml/2006/main">
+              <a:graphicData uri="http://schemas.openxmlformats.org/drawingml/2006/picture">
+                <pic:pic xmlns:pic="http://schemas.openxmlformats.org/drawingml/2006/picture">
+                  <pic:nvPicPr>
+                    <pic:cNvPr id="2" name="图片 2" descr="微信图片_20241127115158"/>
+                    <pic:cNvPicPr>
+                      <a:picLocks noChangeAspect="1"/>
+                    </pic:cNvPicPr>
+                  </pic:nvPicPr>
+                  <pic:blipFill>
+                    <a:blip r:embed="rId8"/>
+                    <a:stretch>
+                      <a:fillRect/>
+                    </a:stretch>
+                  </pic:blipFill>
+                  <pic:spPr>
+                    <a:xfrm>
+                      <a:off x="0" y="0"/>
+                      <a:ext cx="3211195" cy="2136775"/>
+                    </a:xfrm>
+                    <a:prstGeom prst="rect">
+                      <a:avLst/>
+                    </a:prstGeom>
+                    <a:noFill/>
+                    <a:ln>
+                      <a:noFill/>
+                    </a:ln>
+                  </pic:spPr>
+                </pic:pic>
+              </a:graphicData>
+            </a:graphic>
+          </wp:anchor>
+        </w:drawing>
       </w:r>
     </w:p>
     <w:p>
